--- a/guj/docx/021.content.docx
+++ b/guj/docx/021.content.docx
@@ -127,7 +127,7 @@
         <w:rPr>
           <w:lang w:val="gu_IN" w:bidi="gu_IN"/>
         </w:rPr>
-        <w:t>ઠ</w:t>
+        <w:t>ઢ</w:t>
       </w:r>
       <w:r>
         <w:rPr>
@@ -190,7 +190,7 @@
         <w:rPr>
           <w:lang w:val="gu_IN" w:bidi="gu_IN"/>
         </w:rPr>
-        <w:t>ઠપકો આપવો, સખ્ત રીતે બોલવું</w:t>
+        <w:t>ઢાલ, ઢાલો, રક્ષણ</w:t>
       </w:r>
       <w:r>
         <w:rPr>
@@ -220,7 +220,14 @@
         <w:rPr>
           <w:lang w:val="gu_IN" w:bidi="gu_IN"/>
         </w:rPr>
-        <w:t>ઠપકો આપવો એટલે કોઈને સખત શબ્દોમાં સુધરવા કહેવું, સામાન્યપણે કડકાઈ અથવા જુસ્સાથી.</w:t>
+        <w:t>દુશ્મનના હથિયારો દ્વારા ઘાયલ થવાથી પોતાની જાતને બચાવવા માટે યુદ્ધમાં સૈનિક દ્વારા રાખવામાં આવતી વસ્તુ તેને ઢાલ કહેવાતી હતી.</w:t>
+        <w:br/>
+      </w:r>
+      <w:r>
+        <w:rPr>
+          <w:lang w:val="gu_IN" w:bidi="gu_IN"/>
+        </w:rPr>
+        <w:t>કોઈને "ઢાલ" રૂપ બનવું એટલે કે તે વ્યક્તિને હાનિથી રક્ષણ આપવું.</w:t>
       </w:r>
     </w:p>
     <w:p>
@@ -238,7 +245,7 @@
         <w:rPr>
           <w:lang w:val="gu_IN" w:bidi="gu_IN"/>
         </w:rPr>
-        <w:t>જ્યારે અન્ય વિશ્વાસીઓ સ્પષ્ટ રીતે ઈશ્વરની આજ્ઞાઓ ન માનતા હોય ત્યારે તેઓને ઠપકો આપવાની આજ્ઞા નવો કરાર ખ્રિસ્તીઓને કરે છે.</w:t>
+        <w:t>ઢાલો ઘણી વખત વર્તુળાકાર અથવા લંબગોળ હતા, જે ચામડું, લાકડું અથવા ધાતુ જેવા સામગ્રીથી બનેલા હતા, અને તે પૂરતા ખડતલ અને જાડા હતા જેથી તલવાર કે તીરને ભોંકાતા દુર રખાતા.</w:t>
       </w:r>
     </w:p>
     <w:p>
@@ -256,7 +263,35 @@
         <w:rPr>
           <w:lang w:val="gu_IN" w:bidi="gu_IN"/>
         </w:rPr>
-        <w:t>જ્યારે તેઓના બાળકો અનાજ્ઞાંકિત હોય ત્યારે, તેઓને ઠપકો આપવા નીતિવચનોનું પુસ્તક માતપિતાઓને બોધ કરે છે.</w:t>
+        <w:t>આ શબ્દનો રૂપક તરીકે ઉપયોગ કરીને, બાઈબલ ઈશ્વરને તેમના લોકો માટે એક રક્ષણાત્મક ઢાલ તરીકે વર્ણવે છે.</w:t>
+      </w:r>
+    </w:p>
+    <w:p>
+      <w:pPr/>
+      <w:r>
+        <w:rPr>
+          <w:lang w:val="gu_IN" w:bidi="gu_IN"/>
+        </w:rPr>
+      </w:r>
+      <w:r>
+        <w:rPr>
+          <w:lang w:val="gu_IN" w:bidi="gu_IN"/>
+        </w:rPr>
+        <w:t>(જુઓ:</w:t>
+      </w:r>
+    </w:p>
+    <w:p>
+      <w:pPr/>
+      <w:r>
+        <w:rPr>
+          <w:lang w:val="gu_IN" w:bidi="gu_IN"/>
+        </w:rPr>
+      </w:r>
+      <w:r>
+        <w:rPr>
+          <w:lang w:val="gu_IN" w:bidi="gu_IN"/>
+        </w:rPr>
+        <w:t>રૂપક)</w:t>
       </w:r>
     </w:p>
     <w:p>
@@ -274,61 +309,7 @@
         <w:rPr>
           <w:lang w:val="gu_IN" w:bidi="gu_IN"/>
         </w:rPr>
-        <w:t>લાક્ષણિક રીતે ઠપકો, જેઓએ ખોટું કર્યું છે તેઓને પાપમાં વધારે સંડોવાથી રોકવા માટે આપવામાં આવે છે.</w:t>
-      </w:r>
-    </w:p>
-    <w:p>
-      <w:pPr>
-        <w:pStyle w:val="ListBullet"/>
-        <w:spacing w:line="240" w:lineRule="auto"/>
-        <w:ind w:left="720"/>
-      </w:pPr>
-      <w:r>
-        <w:rPr>
-          <w:lang w:val="gu_IN" w:bidi="gu_IN"/>
-        </w:rPr>
-      </w:r>
-      <w:r>
-        <w:rPr>
-          <w:lang w:val="gu_IN" w:bidi="gu_IN"/>
-        </w:rPr>
-        <w:t>તેનો અનુવાદ “સખત સુધાર” અથવા તો “ચેતવણી” કરી શકાય.</w:t>
-      </w:r>
-    </w:p>
-    <w:p>
-      <w:pPr>
-        <w:pStyle w:val="ListBullet"/>
-        <w:spacing w:line="240" w:lineRule="auto"/>
-        <w:ind w:left="720"/>
-      </w:pPr>
-      <w:r>
-        <w:rPr>
-          <w:lang w:val="gu_IN" w:bidi="gu_IN"/>
-        </w:rPr>
-      </w:r>
-      <w:r>
-        <w:rPr>
-          <w:lang w:val="gu_IN" w:bidi="gu_IN"/>
-        </w:rPr>
-        <w:t>“એક ઠપકો” શબ્દસમૂહનો અનુવાદ “એક સખત સુધાર” અથવા તો “એક સખત ટીકા” તરીકે કરી શકાય.</w:t>
-      </w:r>
-    </w:p>
-    <w:p>
-      <w:pPr>
-        <w:pStyle w:val="ListBullet"/>
-        <w:spacing w:line="240" w:lineRule="auto"/>
-        <w:ind w:left="720"/>
-      </w:pPr>
-      <w:r>
-        <w:rPr>
-          <w:lang w:val="gu_IN" w:bidi="gu_IN"/>
-        </w:rPr>
-      </w:r>
-      <w:r>
-        <w:rPr>
-          <w:lang w:val="gu_IN" w:bidi="gu_IN"/>
-        </w:rPr>
-        <w:t>“ઠપકો આપ્યા વગર” નો અનુવાદ “ચેતવણી આપ્યા વગર” અથવા તો “ટીકા કર્યા વગર” તરીકે કરી શકાય.</w:t>
+        <w:t>પાઊલે "વિશ્વાસની ઢાલ" વિશે વાત કરી, જેને રૂપકાત્મક રીતે એમ કહેવાય કે ઈસુ પર વિશ્વાસ રાખવો અને તે વિશ્વાસને ઈશ્વરની આધીનતામાં જીવવો કે જે વિશ્વાસીઓનું શેતાનના આત્મિક હુમલાઓથી રક્ષણ કરશે.</w:t>
       </w:r>
     </w:p>
     <w:p>
@@ -342,13 +323,13 @@
         <w:rPr>
           <w:lang w:val="gu_IN" w:bidi="gu_IN"/>
         </w:rPr>
-        <w:t xml:space="preserve">(આ પણ જૂઓ: </w:t>
-      </w:r>
-      <w:r>
-        <w:rPr>
-          <w:lang w:val="gu_IN" w:bidi="gu_IN"/>
-        </w:rPr>
-        <w:t>બોધ આપવો</w:t>
+        <w:t xml:space="preserve">(આ પણ જુઓ: </w:t>
+      </w:r>
+      <w:r>
+        <w:rPr>
+          <w:lang w:val="gu_IN" w:bidi="gu_IN"/>
+        </w:rPr>
+        <w:t>વિશ્વાસ</w:t>
       </w:r>
       <w:r>
         <w:rPr>
@@ -360,7 +341,31 @@
         <w:rPr>
           <w:lang w:val="gu_IN" w:bidi="gu_IN"/>
         </w:rPr>
-        <w:t>આજ્ઞા ન પાળવી</w:t>
+        <w:t>આધીન</w:t>
+      </w:r>
+      <w:r>
+        <w:rPr>
+          <w:lang w:val="gu_IN" w:bidi="gu_IN"/>
+        </w:rPr>
+        <w:t xml:space="preserve">, </w:t>
+      </w:r>
+      <w:r>
+        <w:rPr>
+          <w:lang w:val="gu_IN" w:bidi="gu_IN"/>
+        </w:rPr>
+        <w:t>શેતાન</w:t>
+      </w:r>
+      <w:r>
+        <w:rPr>
+          <w:lang w:val="gu_IN" w:bidi="gu_IN"/>
+        </w:rPr>
+        <w:t xml:space="preserve">, </w:t>
+      </w:r>
+      <w:r>
+        <w:rPr>
+          <w:lang w:val="gu_IN" w:bidi="gu_IN"/>
+        </w:rPr>
+        <w:t>આત્મા</w:t>
       </w:r>
       <w:r>
         <w:rPr>
@@ -400,7 +405,7 @@
             <w:color w:val="0000EE"/>
             <w:u w:val="single"/>
           </w:rPr>
-          <w:t>માર્ક 1:23–26</w:t>
+          <w:t>1 રાજાઓ 14:25–26</w:t>
         </w:r>
       </w:hyperlink>
     </w:p>
@@ -424,7 +429,7 @@
             <w:color w:val="0000EE"/>
             <w:u w:val="single"/>
           </w:rPr>
-          <w:t>માર્ક 16:14–16</w:t>
+          <w:t>2 કાળુવૃતાંત 23:8–9</w:t>
         </w:r>
       </w:hyperlink>
     </w:p>
@@ -448,7 +453,7 @@
             <w:color w:val="0000EE"/>
             <w:u w:val="single"/>
           </w:rPr>
-          <w:t>માથ્થી 8:26–27</w:t>
+          <w:t>2 શમુએલ 22:36–37</w:t>
         </w:r>
       </w:hyperlink>
     </w:p>
@@ -472,219 +477,9 @@
             <w:color w:val="0000EE"/>
             <w:u w:val="single"/>
           </w:rPr>
-          <w:t>માથ્થી 17:17–18</w:t>
+          <w:t>પુનર્નિયમ 33:29</w:t>
         </w:r>
       </w:hyperlink>
-    </w:p>
-    <w:p>
-      <w:pPr>
-        <w:pStyle w:val="Heading3"/>
-      </w:pPr>
-      <w:r>
-        <w:rPr>
-          <w:lang w:val="gu_IN" w:bidi="gu_IN"/>
-        </w:rPr>
-        <w:t>શબ્દ માહિતી:</w:t>
-      </w:r>
-    </w:p>
-    <w:p>
-      <w:pPr>
-        <w:pStyle w:val="ListBullet"/>
-        <w:spacing w:line="240" w:lineRule="auto"/>
-        <w:ind w:left="720"/>
-      </w:pPr>
-      <w:r>
-        <w:rPr>
-          <w:lang w:val="gu_IN" w:bidi="gu_IN"/>
-        </w:rPr>
-      </w:r>
-      <w:r>
-        <w:rPr>
-          <w:lang w:val="gu_IN" w:bidi="gu_IN"/>
-        </w:rPr>
-        <w:t>Strong's: H1605, H1606, H2778, H2781, H3198, H4045, H4148, H8156, H8433, G298, G299, G1649, G1651, G1969, G2008, G3679</w:t>
-      </w:r>
-      <w:r>
-        <w:rPr>
-          <w:lang w:val="gu_IN" w:bidi="gu_IN"/>
-        </w:rPr>
-      </w:r>
-      <w:r>
-        <w:rPr>
-          <w:lang w:val="gu_IN" w:bidi="gu_IN"/>
-        </w:rPr>
-      </w:r>
-    </w:p>
-    <w:p>
-      <w:pPr/>
-      <w:r>
-        <w:rPr>
-          <w:lang w:val="gu_IN" w:bidi="gu_IN"/>
-        </w:rPr>
-      </w:r>
-    </w:p>
-    <w:p>
-      <w:pPr>
-        <w:pStyle w:val="Heading2"/>
-      </w:pPr>
-      <w:r>
-        <w:rPr>
-          <w:lang w:val="gu_IN" w:bidi="gu_IN"/>
-        </w:rPr>
-        <w:t>ઠપકો, નિંદા કરવી, નિંદા કરે છે, નિંદા કરી, નિંદા કરતું, નિંદાખોરીથી</w:t>
-      </w:r>
-      <w:r>
-        <w:rPr>
-          <w:lang w:val="gu_IN" w:bidi="gu_IN"/>
-        </w:rPr>
-      </w:r>
-    </w:p>
-    <w:p>
-      <w:pPr>
-        <w:pStyle w:val="Heading3"/>
-      </w:pPr>
-      <w:r>
-        <w:rPr>
-          <w:lang w:val="gu_IN" w:bidi="gu_IN"/>
-        </w:rPr>
-        <w:t>વ્યાખ્યા:</w:t>
-      </w:r>
-    </w:p>
-    <w:p>
-      <w:pPr/>
-      <w:r>
-        <w:rPr>
-          <w:lang w:val="gu_IN" w:bidi="gu_IN"/>
-        </w:rPr>
-      </w:r>
-      <w:r>
-        <w:rPr>
-          <w:lang w:val="gu_IN" w:bidi="gu_IN"/>
-        </w:rPr>
-        <w:t>કોઇની નિંદા કરવાનો અર્થ તે વ્યક્તિના ચારિત્ર્ય કે વર્તનની ટીકા કરવી કે તેને ખોટું ઠરાવવું એવો થાય છે.</w:t>
-        <w:br/>
-      </w:r>
-      <w:r>
-        <w:rPr>
-          <w:lang w:val="gu_IN" w:bidi="gu_IN"/>
-        </w:rPr>
-        <w:t>નિંદા એ વ્યક્તિ માટેની નકારાત્મક ટીપણી છે.</w:t>
-      </w:r>
-    </w:p>
-    <w:p>
-      <w:pPr>
-        <w:pStyle w:val="ListBullet"/>
-        <w:spacing w:line="240" w:lineRule="auto"/>
-        <w:ind w:left="720"/>
-      </w:pPr>
-      <w:r>
-        <w:rPr>
-          <w:lang w:val="gu_IN" w:bidi="gu_IN"/>
-        </w:rPr>
-      </w:r>
-      <w:r>
-        <w:rPr>
-          <w:lang w:val="gu_IN" w:bidi="gu_IN"/>
-        </w:rPr>
-        <w:t>કોઈ વ્યક્તિ “નિંદાથી પર છે” અથવા તો “નિંદાથી દૂર છે” અથવા તો “નિંદારહિત છે” તો તેનો અર્થ એ થાય છે કે તે વ્યક્તિ ઈશ્વરપારાયણ રીતે વર્તે છે અને તેની ટીકા કરવા માટે વધારે કહી ન શકાય એવી છે કે ટીકા કરવા કશું જ નથી એવો થાય છે.</w:t>
-      </w:r>
-    </w:p>
-    <w:p>
-      <w:pPr>
-        <w:pStyle w:val="ListBullet"/>
-        <w:spacing w:line="240" w:lineRule="auto"/>
-        <w:ind w:left="720"/>
-      </w:pPr>
-      <w:r>
-        <w:rPr>
-          <w:lang w:val="gu_IN" w:bidi="gu_IN"/>
-        </w:rPr>
-      </w:r>
-      <w:r>
-        <w:rPr>
-          <w:lang w:val="gu_IN" w:bidi="gu_IN"/>
-        </w:rPr>
-        <w:t>“નિંદા” શબ્દનો અનુવાદ “આરોપ” અથવા તો “શરમ” અથવા તો “કલંક” તરીકે કરી શકાય.</w:t>
-      </w:r>
-    </w:p>
-    <w:p>
-      <w:pPr>
-        <w:pStyle w:val="ListBullet"/>
-        <w:spacing w:line="240" w:lineRule="auto"/>
-        <w:ind w:left="720"/>
-      </w:pPr>
-      <w:r>
-        <w:rPr>
-          <w:lang w:val="gu_IN" w:bidi="gu_IN"/>
-        </w:rPr>
-      </w:r>
-      <w:r>
-        <w:rPr>
-          <w:lang w:val="gu_IN" w:bidi="gu_IN"/>
-        </w:rPr>
-        <w:t>“નિંદા” કરવીનો અનુવાદ સંદર્ભ અનુસાર “ઠપકો આપવો” અથવા તો “તહોમત મૂકવું” અથવા તો “ટીકા કરવી” તરીકે કરી શકાય.</w:t>
-      </w:r>
-    </w:p>
-    <w:p>
-      <w:pPr/>
-      <w:r>
-        <w:rPr>
-          <w:lang w:val="gu_IN" w:bidi="gu_IN"/>
-        </w:rPr>
-      </w:r>
-      <w:r>
-        <w:rPr>
-          <w:lang w:val="gu_IN" w:bidi="gu_IN"/>
-        </w:rPr>
-        <w:t xml:space="preserve">(આ પણ જૂઓ: </w:t>
-      </w:r>
-      <w:r>
-        <w:rPr>
-          <w:lang w:val="gu_IN" w:bidi="gu_IN"/>
-        </w:rPr>
-        <w:t>તહોમત મૂકવું</w:t>
-      </w:r>
-      <w:r>
-        <w:rPr>
-          <w:lang w:val="gu_IN" w:bidi="gu_IN"/>
-        </w:rPr>
-        <w:t xml:space="preserve">, </w:t>
-      </w:r>
-      <w:r>
-        <w:rPr>
-          <w:lang w:val="gu_IN" w:bidi="gu_IN"/>
-        </w:rPr>
-        <w:t>ઠપકો આપવો</w:t>
-      </w:r>
-      <w:r>
-        <w:rPr>
-          <w:lang w:val="gu_IN" w:bidi="gu_IN"/>
-        </w:rPr>
-        <w:t xml:space="preserve">, </w:t>
-      </w:r>
-      <w:r>
-        <w:rPr>
-          <w:lang w:val="gu_IN" w:bidi="gu_IN"/>
-        </w:rPr>
-        <w:t>શરમ</w:t>
-      </w:r>
-      <w:r>
-        <w:rPr>
-          <w:lang w:val="gu_IN" w:bidi="gu_IN"/>
-        </w:rPr>
-        <w:t>)</w:t>
-      </w:r>
-    </w:p>
-    <w:p>
-      <w:pPr>
-        <w:pStyle w:val="Heading3"/>
-      </w:pPr>
-      <w:r>
-        <w:rPr>
-          <w:lang w:val="gu_IN" w:bidi="gu_IN"/>
-        </w:rPr>
-        <w:t>બાઇબલના સંદર્ભો:</w:t>
-      </w:r>
     </w:p>
     <w:p>
       <w:pPr>
@@ -706,9 +501,255 @@
             <w:color w:val="0000EE"/>
             <w:u w:val="single"/>
           </w:rPr>
-          <w:t>1 તિમોથી 5:7–8</w:t>
+          <w:t>ગીતશાસ્ત્ર 18:35–36</w:t>
         </w:r>
       </w:hyperlink>
+    </w:p>
+    <w:p>
+      <w:pPr>
+        <w:pStyle w:val="Heading3"/>
+      </w:pPr>
+      <w:r>
+        <w:rPr>
+          <w:lang w:val="gu_IN" w:bidi="gu_IN"/>
+        </w:rPr>
+        <w:t>શબ્દ માહિતી:</w:t>
+      </w:r>
+    </w:p>
+    <w:p>
+      <w:pPr>
+        <w:pStyle w:val="ListBullet"/>
+        <w:spacing w:line="240" w:lineRule="auto"/>
+        <w:ind w:left="720"/>
+      </w:pPr>
+      <w:r>
+        <w:rPr>
+          <w:lang w:val="gu_IN" w:bidi="gu_IN"/>
+        </w:rPr>
+      </w:r>
+      <w:r>
+        <w:rPr>
+          <w:lang w:val="gu_IN" w:bidi="gu_IN"/>
+        </w:rPr>
+        <w:t>Strong's: H2653, H3591, H4043, H5437, H5526, H6793, H7982, G2375</w:t>
+      </w:r>
+      <w:r>
+        <w:rPr>
+          <w:lang w:val="gu_IN" w:bidi="gu_IN"/>
+        </w:rPr>
+      </w:r>
+      <w:r>
+        <w:rPr>
+          <w:lang w:val="gu_IN" w:bidi="gu_IN"/>
+        </w:rPr>
+      </w:r>
+    </w:p>
+    <w:p>
+      <w:pPr/>
+      <w:r>
+        <w:rPr>
+          <w:lang w:val="gu_IN" w:bidi="gu_IN"/>
+        </w:rPr>
+      </w:r>
+    </w:p>
+    <w:p>
+      <w:pPr>
+        <w:pStyle w:val="Heading2"/>
+      </w:pPr>
+      <w:r>
+        <w:rPr>
+          <w:lang w:val="gu_IN" w:bidi="gu_IN"/>
+        </w:rPr>
+        <w:t>ઢોંગી, ઢોંગીઓ, પાખંડ</w:t>
+      </w:r>
+      <w:r>
+        <w:rPr>
+          <w:lang w:val="gu_IN" w:bidi="gu_IN"/>
+        </w:rPr>
+      </w:r>
+    </w:p>
+    <w:p>
+      <w:pPr/>
+      <w:r>
+        <w:rPr>
+          <w:lang w:val="gu_IN" w:bidi="gu_IN"/>
+        </w:rPr>
+      </w:r>
+      <w:r>
+        <w:rPr>
+          <w:lang w:val="gu_IN" w:bidi="gu_IN"/>
+        </w:rPr>
+        <w:t>#ઢોંગી, ઢોંગીઓ, પાખંડ #</w:t>
+      </w:r>
+    </w:p>
+    <w:p>
+      <w:pPr>
+        <w:pStyle w:val="Heading3"/>
+      </w:pPr>
+      <w:r>
+        <w:rPr>
+          <w:lang w:val="gu_IN" w:bidi="gu_IN"/>
+        </w:rPr>
+        <w:t>વ્યાખ્યા:</w:t>
+      </w:r>
+    </w:p>
+    <w:p>
+      <w:pPr/>
+      <w:r>
+        <w:rPr>
+          <w:lang w:val="gu_IN" w:bidi="gu_IN"/>
+        </w:rPr>
+      </w:r>
+      <w:r>
+        <w:rPr>
+          <w:lang w:val="gu_IN" w:bidi="gu_IN"/>
+        </w:rPr>
+        <w:t>“ઢોંગી” શબ્દ વ્યક્તિ કે જે ન્યાયી હોવાની બાબતો કરે છે, પણ તે ગુપ્તમાં દુષ્ટ રીતે વર્તે છે.</w:t>
+        <w:br/>
+      </w:r>
+      <w:r>
+        <w:rPr>
+          <w:lang w:val="gu_IN" w:bidi="gu_IN"/>
+        </w:rPr>
+        <w:t>“પાખંડ” શબ્દ, એવું વર્તન કે જે તે વ્યક્તિ ન્યાયી છે તેવો વિચાર કરાવી લોકોને છેતરે છે, તેને દર્શાવે છે.</w:t>
+        <w:br/>
+      </w:r>
+      <w:r>
+        <w:rPr>
+          <w:lang w:val="gu_IN" w:bidi="gu_IN"/>
+        </w:rPr>
+        <w:t>ઢોંગીઓ સારી બાબતો કરે છે તેવું દેખાડવા માંગે છે, જેથી કે લોકો તેઓ વિશે વિચારે કે તેઓ સારા લોકો છે.</w:t>
+      </w:r>
+    </w:p>
+    <w:p>
+      <w:pPr>
+        <w:pStyle w:val="ListBullet"/>
+        <w:spacing w:line="240" w:lineRule="auto"/>
+        <w:ind w:left="720"/>
+      </w:pPr>
+      <w:r>
+        <w:rPr>
+          <w:lang w:val="gu_IN" w:bidi="gu_IN"/>
+        </w:rPr>
+      </w:r>
+      <w:r>
+        <w:rPr>
+          <w:lang w:val="gu_IN" w:bidi="gu_IN"/>
+        </w:rPr>
+        <w:t>મોટેભાગે ઢોંગી કે જે તેઓ પોતે કરે છે તેવી સમાન પાપરૂપ બાબતો કરવા માટે બીજા લોકોને ટીકા કરે છે.</w:t>
+      </w:r>
+    </w:p>
+    <w:p>
+      <w:pPr>
+        <w:pStyle w:val="ListBullet"/>
+        <w:spacing w:line="240" w:lineRule="auto"/>
+        <w:ind w:left="720"/>
+      </w:pPr>
+      <w:r>
+        <w:rPr>
+          <w:lang w:val="gu_IN" w:bidi="gu_IN"/>
+        </w:rPr>
+      </w:r>
+      <w:r>
+        <w:rPr>
+          <w:lang w:val="gu_IN" w:bidi="gu_IN"/>
+        </w:rPr>
+        <w:t>ઈસુએ ફરોશીઓને ઢોંગીઓ કહ્યા છે, કારણકે તેઓ ધાર્મિક રીતે વર્ત્યા, જેમકે ચોક્કસ કપડાં પહેરવા અને ચોક્કસ ખોરાક ખાવો, એમ છતાં પણ તેઓ લોકો માટે દયાળુ અથવા વ્યાજબી ન હતા.</w:t>
+      </w:r>
+    </w:p>
+    <w:p>
+      <w:pPr>
+        <w:pStyle w:val="ListBullet"/>
+        <w:spacing w:line="240" w:lineRule="auto"/>
+        <w:ind w:left="720"/>
+      </w:pPr>
+      <w:r>
+        <w:rPr>
+          <w:lang w:val="gu_IN" w:bidi="gu_IN"/>
+        </w:rPr>
+      </w:r>
+      <w:r>
+        <w:rPr>
+          <w:lang w:val="gu_IN" w:bidi="gu_IN"/>
+        </w:rPr>
+        <w:t>ઢોંગી બીજા લોકોમાં ખામીઓ શોધે છે, પણ પોતાની ખામીઓને સ્વીકારતા નથી.</w:t>
+      </w:r>
+    </w:p>
+    <w:p>
+      <w:pPr>
+        <w:pStyle w:val="Heading3"/>
+      </w:pPr>
+      <w:r>
+        <w:rPr>
+          <w:lang w:val="gu_IN" w:bidi="gu_IN"/>
+        </w:rPr>
+        <w:t>ભાષાંતરના સૂચનો:</w:t>
+      </w:r>
+    </w:p>
+    <w:p>
+      <w:pPr>
+        <w:pStyle w:val="ListBullet"/>
+        <w:spacing w:line="240" w:lineRule="auto"/>
+        <w:ind w:left="720"/>
+      </w:pPr>
+      <w:r>
+        <w:rPr>
+          <w:lang w:val="gu_IN" w:bidi="gu_IN"/>
+        </w:rPr>
+      </w:r>
+      <w:r>
+        <w:rPr>
+          <w:lang w:val="gu_IN" w:bidi="gu_IN"/>
+        </w:rPr>
+        <w:t>કેટલીક ભાષાઓમાં એક અભિવ્યક્તિ છે જેવીકે “બે મોઢાવાળું” કે જે ઢોંગી અથવા ઢોંગીના કાર્યોને દર્શાવે છે.</w:t>
+      </w:r>
+    </w:p>
+    <w:p>
+      <w:pPr>
+        <w:pStyle w:val="ListBullet"/>
+        <w:spacing w:line="240" w:lineRule="auto"/>
+        <w:ind w:left="720"/>
+      </w:pPr>
+      <w:r>
+        <w:rPr>
+          <w:lang w:val="gu_IN" w:bidi="gu_IN"/>
+        </w:rPr>
+      </w:r>
+      <w:r>
+        <w:rPr>
+          <w:lang w:val="gu_IN" w:bidi="gu_IN"/>
+        </w:rPr>
+        <w:t>“ઢોંગી” શબ્દના અન્ય ભાષાંતરમાં, “છેતરપિંડી” અથવા “દંભી” અથવા “ઘમંડી, કપટી વ્યક્તિ” જેવા શબ્દોનો સમાવેશ કરીને (ભાષાંતર) કરી શકાય છે.</w:t>
+      </w:r>
+    </w:p>
+    <w:p>
+      <w:pPr>
+        <w:pStyle w:val="ListBullet"/>
+        <w:spacing w:line="240" w:lineRule="auto"/>
+        <w:ind w:left="720"/>
+      </w:pPr>
+      <w:r>
+        <w:rPr>
+          <w:lang w:val="gu_IN" w:bidi="gu_IN"/>
+        </w:rPr>
+      </w:r>
+      <w:r>
+        <w:rPr>
+          <w:lang w:val="gu_IN" w:bidi="gu_IN"/>
+        </w:rPr>
+        <w:t>“ઢોંગ” શબ્દનું ભાષાંતર, “છેતરપિંડી” અથવા “નકલી કાર્યો” અથવા “ઢોંગ” દ્વારા કરી શકાય છે.</w:t>
+      </w:r>
+    </w:p>
+    <w:p>
+      <w:pPr>
+        <w:pStyle w:val="Heading3"/>
+      </w:pPr>
+      <w:r>
+        <w:rPr>
+          <w:lang w:val="gu_IN" w:bidi="gu_IN"/>
+        </w:rPr>
+        <w:t>બાઈબલની કલમો:</w:t>
+      </w:r>
     </w:p>
     <w:p>
       <w:pPr>
@@ -730,7 +771,7 @@
             <w:color w:val="0000EE"/>
             <w:u w:val="single"/>
           </w:rPr>
-          <w:t>1 તિમોથી 6:13–14</w:t>
+          <w:t>ગલાતી 2:13–14</w:t>
         </w:r>
       </w:hyperlink>
     </w:p>
@@ -754,7 +795,7 @@
             <w:color w:val="0000EE"/>
             <w:u w:val="single"/>
           </w:rPr>
-          <w:t>યર્મિયા 15:15–16</w:t>
+          <w:t>લૂક 6:41–42</w:t>
         </w:r>
       </w:hyperlink>
     </w:p>
@@ -778,7 +819,7 @@
             <w:color w:val="0000EE"/>
             <w:u w:val="single"/>
           </w:rPr>
-          <w:t>અયૂબ 16:9–10</w:t>
+          <w:t>લૂક 12:54–56</w:t>
         </w:r>
       </w:hyperlink>
     </w:p>
@@ -802,266 +843,9 @@
             <w:color w:val="0000EE"/>
             <w:u w:val="single"/>
           </w:rPr>
-          <w:t>નીતિવચનો 18:3–4</w:t>
+          <w:t>લૂક 13:15–16</w:t>
         </w:r>
       </w:hyperlink>
-    </w:p>
-    <w:p>
-      <w:pPr>
-        <w:pStyle w:val="Heading3"/>
-      </w:pPr>
-      <w:r>
-        <w:rPr>
-          <w:lang w:val="gu_IN" w:bidi="gu_IN"/>
-        </w:rPr>
-        <w:t>શબ્દ માહિતી:</w:t>
-      </w:r>
-    </w:p>
-    <w:p>
-      <w:pPr>
-        <w:pStyle w:val="ListBullet"/>
-        <w:spacing w:line="240" w:lineRule="auto"/>
-        <w:ind w:left="720"/>
-      </w:pPr>
-      <w:r>
-        <w:rPr>
-          <w:lang w:val="gu_IN" w:bidi="gu_IN"/>
-        </w:rPr>
-      </w:r>
-      <w:r>
-        <w:rPr>
-          <w:lang w:val="gu_IN" w:bidi="gu_IN"/>
-        </w:rPr>
-        <w:t>Strong's: H1421, H1442, H2617, H2659, H2778, H2781, H3637, H3639, H7036, G410, G423, G819, G3059, G3679, G3680, G3681, G5195, G5196, G5484</w:t>
-      </w:r>
-      <w:r>
-        <w:rPr>
-          <w:lang w:val="gu_IN" w:bidi="gu_IN"/>
-        </w:rPr>
-      </w:r>
-      <w:r>
-        <w:rPr>
-          <w:lang w:val="gu_IN" w:bidi="gu_IN"/>
-        </w:rPr>
-      </w:r>
-    </w:p>
-    <w:p>
-      <w:pPr/>
-      <w:r>
-        <w:rPr>
-          <w:lang w:val="gu_IN" w:bidi="gu_IN"/>
-        </w:rPr>
-      </w:r>
-    </w:p>
-    <w:p>
-      <w:pPr>
-        <w:pStyle w:val="Heading2"/>
-      </w:pPr>
-      <w:r>
-        <w:rPr>
-          <w:lang w:val="gu_IN" w:bidi="gu_IN"/>
-        </w:rPr>
-        <w:t>ઠરાવવું, નિયુક્ત કર્યો, દીક્ષા આપવી, ઘણાં સમય પહેલાં આયોજીત કરેલ, તૈયાર કરેલ</w:t>
-      </w:r>
-      <w:r>
-        <w:rPr>
-          <w:lang w:val="gu_IN" w:bidi="gu_IN"/>
-        </w:rPr>
-      </w:r>
-    </w:p>
-    <w:p>
-      <w:pPr>
-        <w:pStyle w:val="Heading3"/>
-      </w:pPr>
-      <w:r>
-        <w:rPr>
-          <w:lang w:val="gu_IN" w:bidi="gu_IN"/>
-        </w:rPr>
-        <w:t>વ્યાખ્યા:</w:t>
-      </w:r>
-    </w:p>
-    <w:p>
-      <w:pPr/>
-      <w:r>
-        <w:rPr>
-          <w:lang w:val="gu_IN" w:bidi="gu_IN"/>
-        </w:rPr>
-      </w:r>
-      <w:r>
-        <w:rPr>
-          <w:lang w:val="gu_IN" w:bidi="gu_IN"/>
-        </w:rPr>
-        <w:t>ઠરાવવાનો અર્થ કોઈ ખાસ કાર્ય કે ભૂમિકા માટે વ્યક્તિને નિયુક્ત કરવો થાય છે. તેનો અર્થ એ પણ થાય છે કે ઔપચારિક રીતે નિયમ કે કાયદો બનાવવો.</w:t>
-      </w:r>
-    </w:p>
-    <w:p>
-      <w:pPr>
-        <w:pStyle w:val="ListBullet"/>
-        <w:spacing w:line="240" w:lineRule="auto"/>
-        <w:ind w:left="720"/>
-      </w:pPr>
-      <w:r>
-        <w:rPr>
-          <w:lang w:val="gu_IN" w:bidi="gu_IN"/>
-        </w:rPr>
-      </w:r>
-      <w:r>
-        <w:rPr>
-          <w:lang w:val="gu_IN" w:bidi="gu_IN"/>
-        </w:rPr>
-        <w:t>“ઠરાવવું” શબ્દ ઘણીવાર કોઈકને ઔપચારિક રીતે યાજક, સેવક અથવા તો ધાર્મિક શિક્ષક તરીકે નિયુક્ત કરવાનો ઉલ્લેખ કરે છે.</w:t>
-      </w:r>
-    </w:p>
-    <w:p>
-      <w:pPr>
-        <w:pStyle w:val="ListBullet"/>
-        <w:spacing w:line="240" w:lineRule="auto"/>
-        <w:ind w:left="720"/>
-      </w:pPr>
-      <w:r>
-        <w:rPr>
-          <w:lang w:val="gu_IN" w:bidi="gu_IN"/>
-        </w:rPr>
-      </w:r>
-      <w:r>
-        <w:rPr>
-          <w:lang w:val="gu_IN" w:bidi="gu_IN"/>
-        </w:rPr>
-        <w:t>ઉદાહરણ તરીકે, ઈશ્વરે હારુન તથા તેના વંશજોને યાજકો થવા ઠરાવ્યા.</w:t>
-      </w:r>
-    </w:p>
-    <w:p>
-      <w:pPr>
-        <w:pStyle w:val="ListBullet"/>
-        <w:spacing w:line="240" w:lineRule="auto"/>
-        <w:ind w:left="720"/>
-      </w:pPr>
-      <w:r>
-        <w:rPr>
-          <w:lang w:val="gu_IN" w:bidi="gu_IN"/>
-        </w:rPr>
-      </w:r>
-      <w:r>
-        <w:rPr>
-          <w:lang w:val="gu_IN" w:bidi="gu_IN"/>
-        </w:rPr>
-        <w:t>તેનો અર્થ કશુંક શરુ કરવું અથવા તો સ્થાપિત કરવું એવો પણ થઇ શકે, જેમ કે ધાર્મિક પર્વ અથવા તો કરાર સ્થાપવો.</w:t>
-      </w:r>
-    </w:p>
-    <w:p>
-      <w:pPr>
-        <w:pStyle w:val="ListBullet"/>
-        <w:spacing w:line="240" w:lineRule="auto"/>
-        <w:ind w:left="720"/>
-      </w:pPr>
-      <w:r>
-        <w:rPr>
-          <w:lang w:val="gu_IN" w:bidi="gu_IN"/>
-        </w:rPr>
-      </w:r>
-      <w:r>
-        <w:rPr>
-          <w:lang w:val="gu_IN" w:bidi="gu_IN"/>
-        </w:rPr>
-        <w:t>સંદર્ભ અનુસાર, “ઠરાવવું” નો અનુવાદ “સોંપવું” અથવા તો “નિયુક્ત કરવું” અથવા તો “આજ્ઞા કરવી” અથવા તો “નિયમ બનાવવો” અથવા તો “શરુ કરવું” તરીકે કરી શકાય.</w:t>
-      </w:r>
-    </w:p>
-    <w:p>
-      <w:pPr/>
-      <w:r>
-        <w:rPr>
-          <w:lang w:val="gu_IN" w:bidi="gu_IN"/>
-        </w:rPr>
-      </w:r>
-      <w:r>
-        <w:rPr>
-          <w:lang w:val="gu_IN" w:bidi="gu_IN"/>
-        </w:rPr>
-        <w:t xml:space="preserve">(આ પણ જૂઓ: </w:t>
-      </w:r>
-      <w:r>
-        <w:rPr>
-          <w:lang w:val="gu_IN" w:bidi="gu_IN"/>
-        </w:rPr>
-        <w:t>આજ્ઞા</w:t>
-      </w:r>
-      <w:r>
-        <w:rPr>
-          <w:lang w:val="gu_IN" w:bidi="gu_IN"/>
-        </w:rPr>
-        <w:t xml:space="preserve">, </w:t>
-      </w:r>
-      <w:r>
-        <w:rPr>
-          <w:lang w:val="gu_IN" w:bidi="gu_IN"/>
-        </w:rPr>
-        <w:t>કરાર</w:t>
-      </w:r>
-      <w:r>
-        <w:rPr>
-          <w:lang w:val="gu_IN" w:bidi="gu_IN"/>
-        </w:rPr>
-        <w:t xml:space="preserve">, </w:t>
-      </w:r>
-      <w:r>
-        <w:rPr>
-          <w:lang w:val="gu_IN" w:bidi="gu_IN"/>
-        </w:rPr>
-        <w:t>રાજહુકમ</w:t>
-      </w:r>
-      <w:r>
-        <w:rPr>
-          <w:lang w:val="gu_IN" w:bidi="gu_IN"/>
-        </w:rPr>
-        <w:t xml:space="preserve">, </w:t>
-      </w:r>
-      <w:r>
-        <w:rPr>
-          <w:lang w:val="gu_IN" w:bidi="gu_IN"/>
-        </w:rPr>
-        <w:t>નિયમ</w:t>
-      </w:r>
-      <w:r>
-        <w:rPr>
-          <w:lang w:val="gu_IN" w:bidi="gu_IN"/>
-        </w:rPr>
-        <w:t xml:space="preserve">, </w:t>
-      </w:r>
-      <w:r>
-        <w:rPr>
-          <w:lang w:val="gu_IN" w:bidi="gu_IN"/>
-        </w:rPr>
-        <w:t>નિયમ</w:t>
-      </w:r>
-      <w:r>
-        <w:rPr>
-          <w:lang w:val="gu_IN" w:bidi="gu_IN"/>
-        </w:rPr>
-        <w:t xml:space="preserve">, </w:t>
-      </w:r>
-      <w:r>
-        <w:rPr>
-          <w:lang w:val="gu_IN" w:bidi="gu_IN"/>
-        </w:rPr>
-        <w:t>યાજક</w:t>
-      </w:r>
-      <w:r>
-        <w:rPr>
-          <w:lang w:val="gu_IN" w:bidi="gu_IN"/>
-        </w:rPr>
-        <w:t>)</w:t>
-      </w:r>
-    </w:p>
-    <w:p>
-      <w:pPr>
-        <w:pStyle w:val="Heading3"/>
-      </w:pPr>
-      <w:r>
-        <w:rPr>
-          <w:lang w:val="gu_IN" w:bidi="gu_IN"/>
-        </w:rPr>
-        <w:t>બાઈબલના સંદર્ભો:</w:t>
-      </w:r>
     </w:p>
     <w:p>
       <w:pPr>
@@ -1083,7 +867,7 @@
             <w:color w:val="0000EE"/>
             <w:u w:val="single"/>
           </w:rPr>
-          <w:t>1 રાજા 12:31–32</w:t>
+          <w:t>માર્ક 7:6–7</w:t>
         </w:r>
       </w:hyperlink>
     </w:p>
@@ -1107,7 +891,7 @@
             <w:color w:val="0000EE"/>
             <w:u w:val="single"/>
           </w:rPr>
-          <w:t>2 શમુએલ 17:13–14</w:t>
+          <w:t>માથ્થી 6:1–2</w:t>
         </w:r>
       </w:hyperlink>
     </w:p>
@@ -1131,12 +915,23 @@
             <w:color w:val="0000EE"/>
             <w:u w:val="single"/>
           </w:rPr>
-          <w:t>નિર્ગમન 28:40–41</w:t>
+          <w:t>રોમન 12:9–10</w:t>
         </w:r>
       </w:hyperlink>
     </w:p>
     <w:p>
       <w:pPr>
+        <w:pStyle w:val="Heading3"/>
+      </w:pPr>
+      <w:r>
+        <w:rPr>
+          <w:lang w:val="gu_IN" w:bidi="gu_IN"/>
+        </w:rPr>
+        <w:t>શબ્દ માહિતી:</w:t>
+      </w:r>
+    </w:p>
+    <w:p>
+      <w:pPr>
         <w:pStyle w:val="ListBullet"/>
         <w:spacing w:line="240" w:lineRule="auto"/>
         <w:ind w:left="720"/>
@@ -1146,495 +941,11 @@
           <w:lang w:val="gu_IN" w:bidi="gu_IN"/>
         </w:rPr>
       </w:r>
-      <w:hyperlink r:id="rId25">
-        <w:r>
-          <w:rPr>
-            <w:lang w:val="gu_IN" w:bidi="gu_IN"/>
-          </w:rPr>
-          <w:rPr>
-            <w:color w:val="0000EE"/>
-            <w:u w:val="single"/>
-          </w:rPr>
-          <w:t>ગણના 3:3–4</w:t>
-        </w:r>
-      </w:hyperlink>
-    </w:p>
-    <w:p>
-      <w:pPr>
-        <w:pStyle w:val="ListBullet"/>
-        <w:spacing w:line="240" w:lineRule="auto"/>
-        <w:ind w:left="720"/>
-      </w:pPr>
-      <w:r>
-        <w:rPr>
-          <w:lang w:val="gu_IN" w:bidi="gu_IN"/>
-        </w:rPr>
-      </w:r>
-      <w:hyperlink r:id="rId26">
-        <w:r>
-          <w:rPr>
-            <w:lang w:val="gu_IN" w:bidi="gu_IN"/>
-          </w:rPr>
-          <w:rPr>
-            <w:color w:val="0000EE"/>
-            <w:u w:val="single"/>
-          </w:rPr>
-          <w:t>ગીતશાસ્ત્ર 111:7–9</w:t>
-        </w:r>
-      </w:hyperlink>
-    </w:p>
-    <w:p>
-      <w:pPr>
-        <w:pStyle w:val="Heading3"/>
-      </w:pPr>
-      <w:r>
-        <w:rPr>
-          <w:lang w:val="gu_IN" w:bidi="gu_IN"/>
-        </w:rPr>
-        <w:t>શબ્દ માહિતી:</w:t>
-      </w:r>
-    </w:p>
-    <w:p>
-      <w:pPr>
-        <w:pStyle w:val="ListBullet"/>
-        <w:spacing w:line="240" w:lineRule="auto"/>
-        <w:ind w:left="720"/>
-      </w:pPr>
-      <w:r>
-        <w:rPr>
-          <w:lang w:val="gu_IN" w:bidi="gu_IN"/>
-        </w:rPr>
-      </w:r>
-      <w:r>
-        <w:rPr>
-          <w:lang w:val="gu_IN" w:bidi="gu_IN"/>
-        </w:rPr>
-        <w:t>Strong's: H3245, H4390, H4483, H6186, H6213, H6466, H6680, H7760, H8239, G1299, G2525, G2680, G3724, G4270, G4282, G4309, G5021, G5500</w:t>
-      </w:r>
-      <w:r>
-        <w:rPr>
-          <w:lang w:val="gu_IN" w:bidi="gu_IN"/>
-        </w:rPr>
-      </w:r>
-      <w:r>
-        <w:rPr>
-          <w:lang w:val="gu_IN" w:bidi="gu_IN"/>
-        </w:rPr>
-      </w:r>
-    </w:p>
-    <w:p>
-      <w:pPr/>
-      <w:r>
-        <w:rPr>
-          <w:lang w:val="gu_IN" w:bidi="gu_IN"/>
-        </w:rPr>
-      </w:r>
-    </w:p>
-    <w:p>
-      <w:pPr>
-        <w:pStyle w:val="Heading2"/>
-      </w:pPr>
-      <w:r>
-        <w:rPr>
-          <w:lang w:val="gu_IN" w:bidi="gu_IN"/>
-        </w:rPr>
-        <w:t>ઠોકર, ઠોકર કહ્ય છે, ઠોકર ખાધી, ઠોકર ખાઈ રહ્યા છે</w:t>
-      </w:r>
-      <w:r>
-        <w:rPr>
-          <w:lang w:val="gu_IN" w:bidi="gu_IN"/>
-        </w:rPr>
-      </w:r>
-    </w:p>
-    <w:p>
-      <w:pPr>
-        <w:pStyle w:val="Heading3"/>
-      </w:pPr>
-      <w:r>
-        <w:rPr>
-          <w:lang w:val="gu_IN" w:bidi="gu_IN"/>
-        </w:rPr>
-        <w:t>વ્યાખ્યા:</w:t>
-      </w:r>
-    </w:p>
-    <w:p>
-      <w:pPr/>
-      <w:r>
-        <w:rPr>
-          <w:lang w:val="gu_IN" w:bidi="gu_IN"/>
-        </w:rPr>
-      </w:r>
-      <w:r>
-        <w:rPr>
-          <w:lang w:val="gu_IN" w:bidi="gu_IN"/>
-        </w:rPr>
-        <w:t>“ઠોકર” શબ્દનો અર્થ ચાલતા કે દોડતા “લગભગ પડી જવું” એમ થાય છે.</w:t>
-        <w:br/>
-      </w:r>
-      <w:r>
-        <w:rPr>
-          <w:lang w:val="gu_IN" w:bidi="gu_IN"/>
-        </w:rPr>
-        <w:t>સામાન્ય રીતે કશાક પર લપસવું એનો સમાવેશ કરે છે.</w:t>
-      </w:r>
-    </w:p>
-    <w:p>
-      <w:pPr>
-        <w:pStyle w:val="ListBullet"/>
-        <w:spacing w:line="240" w:lineRule="auto"/>
-        <w:ind w:left="720"/>
-      </w:pPr>
-      <w:r>
-        <w:rPr>
-          <w:lang w:val="gu_IN" w:bidi="gu_IN"/>
-        </w:rPr>
-      </w:r>
-      <w:r>
-        <w:rPr>
-          <w:lang w:val="gu_IN" w:bidi="gu_IN"/>
-        </w:rPr>
-        <w:t>રૂપકાત્મક રીતે, “ઠોકર” નો અર્થ “પાપ” કે માનવામાં “અસ્થિર” થઇ શકે.</w:t>
-      </w:r>
-    </w:p>
-    <w:p>
-      <w:pPr>
-        <w:pStyle w:val="ListBullet"/>
-        <w:spacing w:line="240" w:lineRule="auto"/>
-        <w:ind w:left="720"/>
-      </w:pPr>
-      <w:r>
-        <w:rPr>
-          <w:lang w:val="gu_IN" w:bidi="gu_IN"/>
-        </w:rPr>
-      </w:r>
-      <w:r>
-        <w:rPr>
-          <w:lang w:val="gu_IN" w:bidi="gu_IN"/>
-        </w:rPr>
-        <w:t>આ શબ્દ યુદ્ધ કરતી વખતે અથવા સતાવણી કે શિક્ષા વખતે અસ્થિરતા કે નબળાઈ બતાવવી તેનો પણ ઉલ્લેખ કરી શકે છે.</w:t>
-      </w:r>
-    </w:p>
-    <w:p>
-      <w:pPr>
-        <w:pStyle w:val="Heading3"/>
-      </w:pPr>
-      <w:r>
-        <w:rPr>
-          <w:lang w:val="gu_IN" w:bidi="gu_IN"/>
-        </w:rPr>
-        <w:t>અનુવાદ માટેના સૂચનો</w:t>
-      </w:r>
-    </w:p>
-    <w:p>
-      <w:pPr>
-        <w:pStyle w:val="ListBullet"/>
-        <w:spacing w:line="240" w:lineRule="auto"/>
-        <w:ind w:left="720"/>
-      </w:pPr>
-      <w:r>
-        <w:rPr>
-          <w:lang w:val="gu_IN" w:bidi="gu_IN"/>
-        </w:rPr>
-      </w:r>
-      <w:r>
-        <w:rPr>
-          <w:lang w:val="gu_IN" w:bidi="gu_IN"/>
-        </w:rPr>
-        <w:t>“ઠોકર” શબ્દનો અર્થ શારીરિક રીતે કશાક પર પડી જવું તેના સંદર્ભમાં, તેનું અનુવાદ જે શબ્દનો અર્થ “લગભગ પડી જવું” અથવા “લપસી જવું” થતું હોય તે પરમને થવું જોઈએ.</w:t>
-      </w:r>
-    </w:p>
-    <w:p>
-      <w:pPr>
-        <w:pStyle w:val="ListBullet"/>
-        <w:spacing w:line="240" w:lineRule="auto"/>
-        <w:ind w:left="720"/>
-      </w:pPr>
-      <w:r>
-        <w:rPr>
-          <w:lang w:val="gu_IN" w:bidi="gu_IN"/>
-        </w:rPr>
-      </w:r>
-      <w:r>
-        <w:rPr>
-          <w:lang w:val="gu_IN" w:bidi="gu_IN"/>
-        </w:rPr>
-        <w:t>આ શાબ્દિક અર્થનો ઉપયોગ જો તે સંદર્ભમાં ખરો અર્થ જણાવતો હોય તો રૂપકાત્મક રીતે પણ કરી શકાય.</w:t>
-      </w:r>
-    </w:p>
-    <w:p>
-      <w:pPr>
-        <w:pStyle w:val="ListBullet"/>
-        <w:spacing w:line="240" w:lineRule="auto"/>
-        <w:ind w:left="720"/>
-      </w:pPr>
-      <w:r>
-        <w:rPr>
-          <w:lang w:val="gu_IN" w:bidi="gu_IN"/>
-        </w:rPr>
-      </w:r>
-      <w:r>
-        <w:rPr>
-          <w:lang w:val="gu_IN" w:bidi="gu_IN"/>
-        </w:rPr>
-        <w:t>રૂપકાત્મક ઉપયોગ માટે જ્યાં શાબ્દિક અર્થનો કોઈ અર્થ પ્રોજેક્ટ ભાષામાં થતો નથી, ત્યાં “ઠોકર” ને “પાપ” અથવા “અસ્થિર” અથવા “માનતા અટકવું” અથવા “નબળા પડવું” તરીકે સંદર્ભના આધારે અનુવાદ કરી શકાય.</w:t>
-      </w:r>
-    </w:p>
-    <w:p>
-      <w:pPr>
-        <w:pStyle w:val="ListBullet"/>
-        <w:spacing w:line="240" w:lineRule="auto"/>
-        <w:ind w:left="720"/>
-      </w:pPr>
-      <w:r>
-        <w:rPr>
-          <w:lang w:val="gu_IN" w:bidi="gu_IN"/>
-        </w:rPr>
-      </w:r>
-      <w:r>
-        <w:rPr>
-          <w:lang w:val="gu_IN" w:bidi="gu_IN"/>
-        </w:rPr>
-        <w:t>આ શબ્દનું બીજી રીતે અનુવાદ, “પાપ કરવા દ્વારા ઠોકરરૂપ” અથવા “ન માનવા દ્વારા ઠોકરરૂપ” કરી શકાય.</w:t>
-      </w:r>
-    </w:p>
-    <w:p>
-      <w:pPr>
-        <w:pStyle w:val="ListBullet"/>
-        <w:spacing w:line="240" w:lineRule="auto"/>
-        <w:ind w:left="720"/>
-      </w:pPr>
-      <w:r>
-        <w:rPr>
-          <w:lang w:val="gu_IN" w:bidi="gu_IN"/>
-        </w:rPr>
-      </w:r>
-      <w:r>
-        <w:rPr>
-          <w:lang w:val="gu_IN" w:bidi="gu_IN"/>
-        </w:rPr>
-        <w:t>“ઠોકર માટે બનેલ” શબ્દસમૂહનું અનુવાદ “નબળાં બનવા ઉત્પન્ન થયેલ” અથવા “અસ્થિર માટે ઉત્પન્ન થયેલ” તરીકે કરી શકાય.</w:t>
-      </w:r>
-    </w:p>
-    <w:p>
-      <w:pPr/>
-      <w:r>
-        <w:rPr>
-          <w:lang w:val="gu_IN" w:bidi="gu_IN"/>
-        </w:rPr>
-      </w:r>
-      <w:r>
-        <w:rPr>
-          <w:lang w:val="gu_IN" w:bidi="gu_IN"/>
-        </w:rPr>
-        <w:t xml:space="preserve">(આ પણ જુઓ: </w:t>
-      </w:r>
-      <w:r>
-        <w:rPr>
-          <w:lang w:val="gu_IN" w:bidi="gu_IN"/>
-        </w:rPr>
-        <w:t>માનવું</w:t>
-      </w:r>
-      <w:r>
-        <w:rPr>
-          <w:lang w:val="gu_IN" w:bidi="gu_IN"/>
-        </w:rPr>
-        <w:t xml:space="preserve">, </w:t>
-      </w:r>
-      <w:r>
-        <w:rPr>
-          <w:lang w:val="gu_IN" w:bidi="gu_IN"/>
-        </w:rPr>
-        <w:t>સતાવણી</w:t>
-      </w:r>
-      <w:r>
-        <w:rPr>
-          <w:lang w:val="gu_IN" w:bidi="gu_IN"/>
-        </w:rPr>
-        <w:t xml:space="preserve">, </w:t>
-      </w:r>
-      <w:r>
-        <w:rPr>
-          <w:lang w:val="gu_IN" w:bidi="gu_IN"/>
-        </w:rPr>
-        <w:t>પાપ</w:t>
-      </w:r>
-      <w:r>
-        <w:rPr>
-          <w:lang w:val="gu_IN" w:bidi="gu_IN"/>
-        </w:rPr>
-        <w:t xml:space="preserve">, </w:t>
-      </w:r>
-      <w:r>
-        <w:rPr>
-          <w:lang w:val="gu_IN" w:bidi="gu_IN"/>
-        </w:rPr>
-        <w:t>અંતરાય</w:t>
-      </w:r>
-      <w:r>
-        <w:rPr>
-          <w:lang w:val="gu_IN" w:bidi="gu_IN"/>
-        </w:rPr>
-        <w:t>)</w:t>
-      </w:r>
-    </w:p>
-    <w:p>
-      <w:pPr>
-        <w:pStyle w:val="Heading3"/>
-      </w:pPr>
-      <w:r>
-        <w:rPr>
-          <w:lang w:val="gu_IN" w:bidi="gu_IN"/>
-        </w:rPr>
-        <w:t>બાઈબલના સંદર્ભો:</w:t>
-      </w:r>
-    </w:p>
-    <w:p>
-      <w:pPr>
-        <w:pStyle w:val="ListBullet"/>
-        <w:spacing w:line="240" w:lineRule="auto"/>
-        <w:ind w:left="720"/>
-      </w:pPr>
-      <w:r>
-        <w:rPr>
-          <w:lang w:val="gu_IN" w:bidi="gu_IN"/>
-        </w:rPr>
-      </w:r>
-      <w:hyperlink r:id="rId27">
-        <w:r>
-          <w:rPr>
-            <w:lang w:val="gu_IN" w:bidi="gu_IN"/>
-          </w:rPr>
-          <w:rPr>
-            <w:color w:val="0000EE"/>
-            <w:u w:val="single"/>
-          </w:rPr>
-          <w:t>1 પિતર 2:7–8</w:t>
-        </w:r>
-      </w:hyperlink>
-    </w:p>
-    <w:p>
-      <w:pPr>
-        <w:pStyle w:val="ListBullet"/>
-        <w:spacing w:line="240" w:lineRule="auto"/>
-        <w:ind w:left="720"/>
-      </w:pPr>
-      <w:r>
-        <w:rPr>
-          <w:lang w:val="gu_IN" w:bidi="gu_IN"/>
-        </w:rPr>
-      </w:r>
-      <w:hyperlink r:id="rId28">
-        <w:r>
-          <w:rPr>
-            <w:lang w:val="gu_IN" w:bidi="gu_IN"/>
-          </w:rPr>
-          <w:rPr>
-            <w:color w:val="0000EE"/>
-            <w:u w:val="single"/>
-          </w:rPr>
-          <w:t>હોશિયા 4:4–5</w:t>
-        </w:r>
-      </w:hyperlink>
-    </w:p>
-    <w:p>
-      <w:pPr>
-        <w:pStyle w:val="ListBullet"/>
-        <w:spacing w:line="240" w:lineRule="auto"/>
-        <w:ind w:left="720"/>
-      </w:pPr>
-      <w:r>
-        <w:rPr>
-          <w:lang w:val="gu_IN" w:bidi="gu_IN"/>
-        </w:rPr>
-      </w:r>
-      <w:hyperlink r:id="rId29">
-        <w:r>
-          <w:rPr>
-            <w:lang w:val="gu_IN" w:bidi="gu_IN"/>
-          </w:rPr>
-          <w:rPr>
-            <w:color w:val="0000EE"/>
-            <w:u w:val="single"/>
-          </w:rPr>
-          <w:t>યશાયા 31:3</w:t>
-        </w:r>
-      </w:hyperlink>
-    </w:p>
-    <w:p>
-      <w:pPr>
-        <w:pStyle w:val="ListBullet"/>
-        <w:spacing w:line="240" w:lineRule="auto"/>
-        <w:ind w:left="720"/>
-      </w:pPr>
-      <w:r>
-        <w:rPr>
-          <w:lang w:val="gu_IN" w:bidi="gu_IN"/>
-        </w:rPr>
-      </w:r>
-      <w:hyperlink r:id="rId30">
-        <w:r>
-          <w:rPr>
-            <w:lang w:val="gu_IN" w:bidi="gu_IN"/>
-          </w:rPr>
-          <w:rPr>
-            <w:color w:val="0000EE"/>
-            <w:u w:val="single"/>
-          </w:rPr>
-          <w:t>માથ્થી 11:4–6</w:t>
-        </w:r>
-      </w:hyperlink>
-    </w:p>
-    <w:p>
-      <w:pPr>
-        <w:pStyle w:val="ListBullet"/>
-        <w:spacing w:line="240" w:lineRule="auto"/>
-        <w:ind w:left="720"/>
-      </w:pPr>
-      <w:r>
-        <w:rPr>
-          <w:lang w:val="gu_IN" w:bidi="gu_IN"/>
-        </w:rPr>
-      </w:r>
-      <w:hyperlink r:id="rId31">
-        <w:r>
-          <w:rPr>
-            <w:lang w:val="gu_IN" w:bidi="gu_IN"/>
-          </w:rPr>
-          <w:rPr>
-            <w:color w:val="0000EE"/>
-            <w:u w:val="single"/>
-          </w:rPr>
-          <w:t>માથ્થી 18:7–8</w:t>
-        </w:r>
-      </w:hyperlink>
-    </w:p>
-    <w:p>
-      <w:pPr>
-        <w:pStyle w:val="Heading3"/>
-      </w:pPr>
-      <w:r>
-        <w:rPr>
-          <w:lang w:val="gu_IN" w:bidi="gu_IN"/>
-        </w:rPr>
-        <w:t>શબ્દ માહિતી:</w:t>
-      </w:r>
-    </w:p>
-    <w:p>
-      <w:pPr>
-        <w:pStyle w:val="ListBullet"/>
-        <w:spacing w:line="240" w:lineRule="auto"/>
-        <w:ind w:left="720"/>
-      </w:pPr>
-      <w:r>
-        <w:rPr>
-          <w:lang w:val="gu_IN" w:bidi="gu_IN"/>
-        </w:rPr>
-      </w:r>
-      <w:r>
-        <w:rPr>
-          <w:lang w:val="gu_IN" w:bidi="gu_IN"/>
-        </w:rPr>
-        <w:t>Strong's: H1762, H3782, H4383, H4384, H5062, H5063, H5307, H6328, H6761, H8058, G679, G4348, G4350, G4417, G4624, G4625</w:t>
+      <w:r>
+        <w:rPr>
+          <w:lang w:val="gu_IN" w:bidi="gu_IN"/>
+        </w:rPr>
+        <w:t>Strong's: H120, H2611, H2612, G505, G5272, G5273</w:t>
       </w:r>
       <w:r>
         <w:rPr>
